--- a/downloads/teacher/04 Units/Unit 02 - Individual Growth and Life Readiness - Me, My Goals, My Money/Assessment 02.2 - Unit 2 Test.docx
+++ b/downloads/teacher/04 Units/Unit 02 - Individual Growth and Life Readiness - Me, My Goals, My Money/Assessment 02.2 - Unit 2 Test.docx
@@ -2130,11 +2130,17 @@
       <w:r>
         <w:t xml:space="preserve">Scoring notes:</w:t>
       </w:r>
-      <w:r>
-        <w:t xml:space="preserve"> </w:t>
-      </w:r>
-      <w:r>
-        <w:t xml:space="preserve">- Item 16 is the only math item. A calculator is allowed on it. The numbers use the ClassroomStreet currency (AQ) and a venture name from the simulation; if the class ran a different version, change the name, not the numbers.</w:t>
+    </w:p>
+    <w:p>
+      <w:pPr>
+        <w:numPr>
+          <w:ilvl w:val="0"/>
+          <w:numId w:val="1008"/>
+        </w:numPr>
+        <w:pStyle w:val="Compact"/>
+      </w:pPr>
+      <w:r>
+        <w:t xml:space="preserve">Item 16 is the only math item. A calculator is allowed on it. The numbers use the ClassroomStreet currency (AQ) and a venture name from the simulation; if the class ran a different version, change the name, not the numbers.</w:t>
       </w:r>
       <w:r>
         <w:t xml:space="preserve"> </w:t>
@@ -2145,47 +2151,89 @@
         </w:rPr>
         <w:t xml:space="preserve">[Sal: confirm the currency label matches what your students saw on screen this year.]</w:t>
       </w:r>
-      <w:r>
-        <w:t xml:space="preserve"> </w:t>
-      </w:r>
-      <w:r>
-        <w:t xml:space="preserve">- Item 6 is the decision model check. The five-step wording is the same in every unit (name the choice, list options, weigh each against what matters, decide, look back).</w:t>
-      </w:r>
-      <w:r>
-        <w:t xml:space="preserve"> </w:t>
-      </w:r>
-      <w:r>
-        <w:t xml:space="preserve">- Item 20 is the scenario and the short written response.</w:t>
-      </w:r>
-      <w:r>
-        <w:t xml:space="preserve"> </w:t>
-      </w:r>
-      <w:r>
-        <w:t xml:space="preserve">- Items 2 and 18 accept any true answer; grade the proof, not the choice.</w:t>
-      </w:r>
-      <w:r>
-        <w:t xml:space="preserve"> </w:t>
-      </w:r>
-      <w:r>
-        <w:t xml:space="preserve">- One retake after a review, best score counts, per the grading plan.</w:t>
-      </w:r>
-      <w:r>
-        <w:t xml:space="preserve"> </w:t>
-      </w:r>
-      <w:r>
-        <w:t xml:space="preserve">- Grade 6 version: omit items 16 and 20 and score out of 38, or keep all twenty and allow the extra time. Grade 8 stretch: item 20 asks for two examples with numbers (for example, a pay range and years of school for the career Nadia should research).</w:t>
-      </w:r>
-      <w:r>
-        <w:t xml:space="preserve"> </w:t>
-      </w:r>
-      <w:r>
-        <w:t xml:space="preserve">- ELL: a word bank for items 11, 13, and 19 is built into the items; a bilingual dictionary is allowed; items may be read aloud.</w:t>
-      </w:r>
-      <w:r>
-        <w:t xml:space="preserve"> </w:t>
-      </w:r>
-      <w:r>
-        <w:t xml:space="preserve">- Growth measure: compare items 6, 13, and 17 to the students’ Lesson 2.1 do now (values), the Topic 2.4 pre-simulation vocabulary check, and the Lesson 2.20 do now.</w:t>
+    </w:p>
+    <w:p>
+      <w:pPr>
+        <w:numPr>
+          <w:ilvl w:val="0"/>
+          <w:numId w:val="1008"/>
+        </w:numPr>
+        <w:pStyle w:val="Compact"/>
+      </w:pPr>
+      <w:r>
+        <w:t xml:space="preserve">Item 6 is the decision model check. The five-step wording is the same in every unit (name the choice, list options, weigh each against what matters, decide, look back).</w:t>
+      </w:r>
+    </w:p>
+    <w:p>
+      <w:pPr>
+        <w:numPr>
+          <w:ilvl w:val="0"/>
+          <w:numId w:val="1008"/>
+        </w:numPr>
+        <w:pStyle w:val="Compact"/>
+      </w:pPr>
+      <w:r>
+        <w:t xml:space="preserve">Item 20 is the scenario and the short written response.</w:t>
+      </w:r>
+    </w:p>
+    <w:p>
+      <w:pPr>
+        <w:numPr>
+          <w:ilvl w:val="0"/>
+          <w:numId w:val="1008"/>
+        </w:numPr>
+        <w:pStyle w:val="Compact"/>
+      </w:pPr>
+      <w:r>
+        <w:t xml:space="preserve">Items 2 and 18 accept any true answer; grade the proof, not the choice.</w:t>
+      </w:r>
+    </w:p>
+    <w:p>
+      <w:pPr>
+        <w:numPr>
+          <w:ilvl w:val="0"/>
+          <w:numId w:val="1008"/>
+        </w:numPr>
+        <w:pStyle w:val="Compact"/>
+      </w:pPr>
+      <w:r>
+        <w:t xml:space="preserve">One retake after a review, best score counts, per the grading plan.</w:t>
+      </w:r>
+    </w:p>
+    <w:p>
+      <w:pPr>
+        <w:numPr>
+          <w:ilvl w:val="0"/>
+          <w:numId w:val="1008"/>
+        </w:numPr>
+        <w:pStyle w:val="Compact"/>
+      </w:pPr>
+      <w:r>
+        <w:t xml:space="preserve">Grade 6 version: omit items 16 and 20 and score out of 38, or keep all twenty and allow the extra time. Grade 8 stretch: item 20 asks for two examples with numbers (for example, a pay range and years of school for the career Nadia should research).</w:t>
+      </w:r>
+    </w:p>
+    <w:p>
+      <w:pPr>
+        <w:numPr>
+          <w:ilvl w:val="0"/>
+          <w:numId w:val="1008"/>
+        </w:numPr>
+        <w:pStyle w:val="Compact"/>
+      </w:pPr>
+      <w:r>
+        <w:t xml:space="preserve">ELL: a word bank for items 11, 13, and 19 is built into the items; a bilingual dictionary is allowed; items may be read aloud.</w:t>
+      </w:r>
+    </w:p>
+    <w:p>
+      <w:pPr>
+        <w:numPr>
+          <w:ilvl w:val="0"/>
+          <w:numId w:val="1008"/>
+        </w:numPr>
+        <w:pStyle w:val="Compact"/>
+      </w:pPr>
+      <w:r>
+        <w:t xml:space="preserve">Growth measure: compare items 6, 13, and 17 to the students’ Lesson 2.1 do now (values), the Topic 2.4 pre-simulation vocabulary check, and the Lesson 2.20 do now.</w:t>
       </w:r>
       <w:r>
         <w:t xml:space="preserve"> </w:t>
@@ -2603,6 +2651,109 @@
       </w:pPr>
     </w:lvl>
   </w:abstractNum>
+  <w:abstractNum w:abstractNumId="991">
+    <w:nsid w:val="47261bad"/>
+    <w:multiLevelType w:val="multilevel"/>
+    <w:lvl w:ilvl="0">
+      <w:numFmt w:val="bullet"/>
+      <w:lvlText w:val="•"/>
+      <w:lvlJc w:val="left"/>
+      <w:pPr>
+        <w:tabs>
+          <w:tab w:val="num" w:pos="0"/>
+        </w:tabs>
+        <w:ind w:left="480" w:hanging="480"/>
+      </w:pPr>
+    </w:lvl>
+    <w:lvl w:ilvl="1">
+      <w:numFmt w:val="bullet"/>
+      <w:lvlText w:val="–"/>
+      <w:lvlJc w:val="left"/>
+      <w:pPr>
+        <w:tabs>
+          <w:tab w:val="num" w:pos="720"/>
+        </w:tabs>
+        <w:ind w:left="1200" w:hanging="480"/>
+      </w:pPr>
+    </w:lvl>
+    <w:lvl w:ilvl="2">
+      <w:numFmt w:val="bullet"/>
+      <w:lvlText w:val="•"/>
+      <w:lvlJc w:val="left"/>
+      <w:pPr>
+        <w:tabs>
+          <w:tab w:val="num" w:pos="1440"/>
+        </w:tabs>
+        <w:ind w:left="1920" w:hanging="480"/>
+      </w:pPr>
+    </w:lvl>
+    <w:lvl w:ilvl="3">
+      <w:numFmt w:val="bullet"/>
+      <w:lvlText w:val="–"/>
+      <w:lvlJc w:val="left"/>
+      <w:pPr>
+        <w:tabs>
+          <w:tab w:val="num" w:pos="2160"/>
+        </w:tabs>
+        <w:ind w:left="2640" w:hanging="480"/>
+      </w:pPr>
+    </w:lvl>
+    <w:lvl w:ilvl="4">
+      <w:numFmt w:val="bullet"/>
+      <w:lvlText w:val="•"/>
+      <w:lvlJc w:val="left"/>
+      <w:pPr>
+        <w:tabs>
+          <w:tab w:val="num" w:pos="2880"/>
+        </w:tabs>
+        <w:ind w:left="3360" w:hanging="480"/>
+      </w:pPr>
+    </w:lvl>
+    <w:lvl w:ilvl="5">
+      <w:numFmt w:val="bullet"/>
+      <w:lvlText w:val="–"/>
+      <w:lvlJc w:val="left"/>
+      <w:pPr>
+        <w:tabs>
+          <w:tab w:val="num" w:pos="3600"/>
+        </w:tabs>
+        <w:ind w:left="4080" w:hanging="480"/>
+      </w:pPr>
+    </w:lvl>
+    <w:lvl w:ilvl="6">
+      <w:numFmt w:val="bullet"/>
+      <w:lvlText w:val="•"/>
+      <w:lvlJc w:val="left"/>
+      <w:pPr>
+        <w:tabs>
+          <w:tab w:val="num" w:pos="4320"/>
+        </w:tabs>
+        <w:ind w:left="4800" w:hanging="480"/>
+      </w:pPr>
+    </w:lvl>
+    <w:lvl w:ilvl="7">
+      <w:numFmt w:val="bullet"/>
+      <w:lvlText w:val="–"/>
+      <w:lvlJc w:val="left"/>
+      <w:pPr>
+        <w:tabs>
+          <w:tab w:val="num" w:pos="5040"/>
+        </w:tabs>
+        <w:ind w:left="5520" w:hanging="480"/>
+      </w:pPr>
+    </w:lvl>
+    <w:lvl w:ilvl="8">
+      <w:numFmt w:val="bullet"/>
+      <w:lvlText w:val="•"/>
+      <w:lvlJc w:val="left"/>
+      <w:pPr>
+        <w:tabs>
+          <w:tab w:val="num" w:pos="5760"/>
+        </w:tabs>
+        <w:ind w:left="6240" w:hanging="480"/>
+      </w:pPr>
+    </w:lvl>
+  </w:abstractNum>
   <w:num w:numId="1000">
     <w:abstractNumId w:val="990"/>
   </w:num>
@@ -2815,6 +2966,9 @@
     <w:lvlOverride w:ilvl="8">
       <w:startOverride w:val="1"/>
     </w:lvlOverride>
+  </w:num>
+  <w:num w:numId="1008">
+    <w:abstractNumId w:val="991"/>
   </w:num>
 </w:numbering>
 </file>

--- a/downloads/teacher/04 Units/Unit 02 - Individual Growth and Life Readiness - Me, My Goals, My Money/Assessment 02.2 - Unit 2 Test.docx
+++ b/downloads/teacher/04 Units/Unit 02 - Individual Growth and Life Readiness - Me, My Goals, My Money/Assessment 02.2 - Unit 2 Test.docx
@@ -1248,7 +1248,7 @@
               <w:jc w:val="left"/>
             </w:pPr>
             <w:r>
-              <w:t xml:space="preserve">Name the choice; list options; weigh each against what matters; decide; look back. Half a point per step in the right order (3 points for all five in order; 2 points for all five out of order; half a point each otherwise). Accept close wording (</w:t>
+              <w:t xml:space="preserve">Name the choice; list options; weigh each against what matters; decide; look back. 3 points for all five in the right order; 2 points for all five out of order; half a point per correct step otherwise. Accept close wording (</w:t>
             </w:r>
             <w:r>
               <w:t xml:space="preserve">“</w:t>
@@ -2142,15 +2142,6 @@
       <w:r>
         <w:t xml:space="preserve">Item 16 is the only math item. A calculator is allowed on it. The numbers use the ClassroomStreet currency (AQ) and a venture name from the simulation; if the class ran a different version, change the name, not the numbers.</w:t>
       </w:r>
-      <w:r>
-        <w:t xml:space="preserve"> </w:t>
-      </w:r>
-      <w:r>
-        <w:rPr>
-          <w:rStyle w:val="TeacherNote"/>
-        </w:rPr>
-        <w:t xml:space="preserve">[Sal: confirm the currency label matches what your students saw on screen this year.]</w:t>
-      </w:r>
     </w:p>
     <w:p>
       <w:pPr>
@@ -2234,15 +2225,6 @@
       </w:pPr>
       <w:r>
         <w:t xml:space="preserve">Growth measure: compare items 6, 13, and 17 to the students’ Lesson 2.1 do now (values), the Topic 2.4 pre-simulation vocabulary check, and the Lesson 2.20 do now.</w:t>
-      </w:r>
-      <w:r>
-        <w:t xml:space="preserve"> </w:t>
-      </w:r>
-      <w:r>
-        <w:rPr>
-          <w:rStyle w:val="TeacherNote"/>
-        </w:rPr>
-        <w:t xml:space="preserve">[Sal: if the Unit 2 writers put a unit pre-assessment in Lesson 2.1, use those item numbers instead.]</w:t>
       </w:r>
     </w:p>
     <w:sectPr>
